--- a/downloads/student/Unit 06/Handout 06.14 - Flowchart Builder and Station Card Template.docx
+++ b/downloads/student/Unit 06/Handout 06.14 - Flowchart Builder and Station Card Template.docx
@@ -606,325 +606,6 @@
         </w:rPr>
         <w:t xml:space="preserve">The hard rules for this chart:</w:t>
       </w:r>
-      <w:r>
-        <w:t xml:space="preserve"> </w:t>
-      </w:r>
-      <w:r>
-        <w:t xml:space="preserve">- The</w:t>
-      </w:r>
-      <w:r>
-        <w:t xml:space="preserve"> </w:t>
-      </w:r>
-      <w:r>
-        <w:rPr>
-          <w:b/>
-        </w:rPr>
-        <w:t xml:space="preserve">critical path step</w:t>
-      </w:r>
-      <w:r>
-        <w:t xml:space="preserve"> </w:t>
-      </w:r>
-      <w:r>
-        <w:t xml:space="preserve">goes in block</w:t>
-      </w:r>
-      <w:r>
-        <w:t xml:space="preserve"> </w:t>
-      </w:r>
-      <w:r>
-        <w:rPr>
-          <w:b/>
-        </w:rPr>
-        <w:t xml:space="preserve">0 to 5</w:t>
-      </w:r>
-      <w:r>
-        <w:t xml:space="preserve">. Not later.</w:t>
-      </w:r>
-      <w:r>
-        <w:t xml:space="preserve"> </w:t>
-      </w:r>
-      <w:r>
-        <w:t xml:space="preserve">-</w:t>
-      </w:r>
-      <w:r>
-        <w:t xml:space="preserve"> </w:t>
-      </w:r>
-      <w:r>
-        <w:rPr>
-          <w:b/>
-        </w:rPr>
-        <w:t xml:space="preserve">Plates go down at minute 29</w:t>
-      </w:r>
-      <w:r>
-        <w:t xml:space="preserve">, whatever state the dish is in. Write it in the 25 to 30 block.</w:t>
-      </w:r>
-      <w:r>
-        <w:t xml:space="preserve"> </w:t>
-      </w:r>
-      <w:r>
-        <w:t xml:space="preserve">- The two things</w:t>
-      </w:r>
-      <w:r>
-        <w:t xml:space="preserve"> </w:t>
-      </w:r>
-      <w:r>
-        <w:rPr>
-          <w:b/>
-        </w:rPr>
-        <w:t xml:space="preserve">only the teacher</w:t>
-      </w:r>
-      <w:r>
-        <w:t xml:space="preserve"> </w:t>
-      </w:r>
-      <w:r>
-        <w:t xml:space="preserve">can do are</w:t>
-      </w:r>
-      <w:r>
-        <w:t xml:space="preserve"> </w:t>
-      </w:r>
-      <w:r>
-        <w:rPr>
-          <w:b/>
-        </w:rPr>
-        <w:t xml:space="preserve">opening the oven</w:t>
-      </w:r>
-      <w:r>
-        <w:t xml:space="preserve"> </w:t>
-      </w:r>
-      <w:r>
-        <w:t xml:space="preserve">and</w:t>
-      </w:r>
-      <w:r>
-        <w:t xml:space="preserve"> </w:t>
-      </w:r>
-      <w:r>
-        <w:rPr>
-          <w:b/>
-        </w:rPr>
-        <w:t xml:space="preserve">draining a pot</w:t>
-      </w:r>
-      <w:r>
-        <w:t xml:space="preserve">. Write the minute you will call the teacher, and write it in a different color so the teacher can read it across all four stations.</w:t>
-      </w:r>
-      <w:r>
-        <w:t xml:space="preserve"> </w:t>
-      </w:r>
-      <w:r>
-        <w:t xml:space="preserve">- If your station finishes early, write</w:t>
-      </w:r>
-      <w:r>
-        <w:t xml:space="preserve"> </w:t>
-      </w:r>
-      <w:r>
-        <w:rPr>
-          <w:b/>
-        </w:rPr>
-        <w:t xml:space="preserve">SUPPORT DUTY</w:t>
-      </w:r>
-      <w:r>
-        <w:t xml:space="preserve"> </w:t>
-      </w:r>
-      <w:r>
-        <w:t xml:space="preserve">in that block and name which station you help.</w:t>
-      </w:r>
-    </w:p>
-    <w:p>
-      <w:pPr>
-        <w:pStyle w:val="BodyText"/>
-      </w:pPr>
-      <w:r>
-        <w:rPr>
-          <w:b/>
-        </w:rPr>
-        <w:t xml:space="preserve">Our teacher-call minutes:</w:t>
-      </w:r>
-      <w:r>
-        <w:t xml:space="preserve"> </w:t>
-      </w:r>
-      <w:r>
-        <w:t xml:space="preserve">oven at minute ______ Drain at minute ______</w:t>
-      </w:r>
-    </w:p>
-    <w:p>
-      <w:pPr>
-        <w:pStyle w:val="BodyText"/>
-      </w:pPr>
-      <w:r>
-        <w:rPr>
-          <w:b/>
-        </w:rPr>
-        <w:t xml:space="preserve">Our support duty block:</w:t>
-      </w:r>
-      <w:r>
-        <w:t xml:space="preserve"> </w:t>
-      </w:r>
-      <w:r>
-        <w:t xml:space="preserve">______ to ______ helping Station ______</w:t>
-      </w:r>
-    </w:p>
-    <w:p>
-      <w:pPr>
-        <w:pStyle w:val="Heading2"/>
-      </w:pPr>
-      <w:bookmarkStart w:id="22" w:name="after-cook-day"/>
-      <w:r>
-        <w:t xml:space="preserve">After cook day</w:t>
-      </w:r>
-      <w:bookmarkEnd w:id="22"/>
-    </w:p>
-    <w:p>
-      <w:pPr>
-        <w:pStyle w:val="FirstParagraph"/>
-      </w:pPr>
-      <w:r>
-        <w:t xml:space="preserve">Come back to this chart with a third color and write the</w:t>
-      </w:r>
-      <w:r>
-        <w:t xml:space="preserve"> </w:t>
-      </w:r>
-      <w:r>
-        <w:rPr>
-          <w:b/>
-        </w:rPr>
-        <w:t xml:space="preserve">actual</w:t>
-      </w:r>
-      <w:r>
-        <w:t xml:space="preserve"> </w:t>
-      </w:r>
-      <w:r>
-        <w:t xml:space="preserve">time next to the planned time in every block. That is the evidence for your reflection in Lesson 6.17 and for Rubric 06 criterion 5.</w:t>
-      </w:r>
-    </w:p>
-    <w:p>
-      <w:r>
-        <w:br w:type="page"/>
-      </w:r>
-    </w:p>
-    <w:p>
-      <w:pPr>
-        <w:pStyle w:val="Heading1"/>
-      </w:pPr>
-      <w:bookmarkStart w:id="23" w:name="page-2.-the-critical-path-finder"/>
-      <w:r>
-        <w:t xml:space="preserve">Page 2. The Critical Path Finder</w:t>
-      </w:r>
-      <w:bookmarkEnd w:id="23"/>
-    </w:p>
-    <w:p>
-      <w:pPr>
-        <w:pStyle w:val="FirstParagraph"/>
-      </w:pPr>
-      <w:r>
-        <w:t xml:space="preserve">The</w:t>
-      </w:r>
-      <w:r>
-        <w:t xml:space="preserve"> </w:t>
-      </w:r>
-      <w:r>
-        <w:rPr>
-          <w:b/>
-        </w:rPr>
-        <w:t xml:space="preserve">critical path</w:t>
-      </w:r>
-      <w:r>
-        <w:t xml:space="preserve"> </w:t>
-      </w:r>
-      <w:r>
-        <w:t xml:space="preserve">is the one step that everything else waits on. If it is late, everything after it is late.</w:t>
-      </w:r>
-    </w:p>
-    <w:p>
-      <w:pPr>
-        <w:pStyle w:val="BodyText"/>
-      </w:pPr>
-      <w:r>
-        <w:rPr>
-          <w:b/>
-        </w:rPr>
-        <w:t xml:space="preserve">Step 1. Point to it.</w:t>
-      </w:r>
-      <w:r>
-        <w:t xml:space="preserve"> </w:t>
-      </w:r>
-      <w:r>
-        <w:t xml:space="preserve">Our critical path step is: ________________________________________</w:t>
-      </w:r>
-    </w:p>
-    <w:p>
-      <w:pPr>
-        <w:pStyle w:val="BodyText"/>
-      </w:pPr>
-      <w:r>
-        <w:rPr>
-          <w:b/>
-        </w:rPr>
-        <w:t xml:space="preserve">Step 2. Say why.</w:t>
-      </w:r>
-      <w:r>
-        <w:t xml:space="preserve"> </w:t>
-      </w:r>
-      <w:r>
-        <w:t xml:space="preserve">Nothing else at our station can happen until this step is done because:</w:t>
-      </w:r>
-    </w:p>
-    <w:p>
-      <w:r>
-        <w:br w:type="page"/>
-      </w:r>
-    </w:p>
-    <w:p>
-      <w:pPr>
-        <w:pStyle w:val="BodyText"/>
-      </w:pPr>
-      <w:r>
-        <w:rPr>
-          <w:b/>
-        </w:rPr>
-        <w:t xml:space="preserve">Step 3. Start it early.</w:t>
-      </w:r>
-      <w:r>
-        <w:t xml:space="preserve"> </w:t>
-      </w:r>
-      <w:r>
-        <w:t xml:space="preserve">The earliest block this step can start is:</w:t>
-      </w:r>
-      <w:r>
-        <w:t xml:space="preserve"> </w:t>
-      </w:r>
-      <w:r>
-        <w:rPr>
-          <w:b/>
-        </w:rPr>
-        <w:t xml:space="preserve">______ to ______</w:t>
-      </w:r>
-    </w:p>
-    <w:p>
-      <w:pPr>
-        <w:pStyle w:val="BodyText"/>
-      </w:pPr>
-      <w:r>
-        <w:rPr>
-          <w:b/>
-        </w:rPr>
-        <w:t xml:space="preserve">Step 4. The slip test.</w:t>
-      </w:r>
-      <w:r>
-        <w:t xml:space="preserve"> </w:t>
-      </w:r>
-      <w:r>
-        <w:t xml:space="preserve">If this step starts</w:t>
-      </w:r>
-      <w:r>
-        <w:t xml:space="preserve"> </w:t>
-      </w:r>
-      <w:r>
-        <w:rPr>
-          <w:b/>
-        </w:rPr>
-        <w:t xml:space="preserve">five minutes late</w:t>
-      </w:r>
-      <w:r>
-        <w:t xml:space="preserve">:</w:t>
-      </w:r>
     </w:p>
     <w:p>
       <w:pPr>
@@ -935,7 +616,34 @@
         <w:pStyle w:val="Compact"/>
       </w:pPr>
       <w:r>
-        <w:t xml:space="preserve">It finishes at minute ______ instead of minute ______.</w:t>
+        <w:t xml:space="preserve">The</w:t>
+      </w:r>
+      <w:r>
+        <w:t xml:space="preserve"> </w:t>
+      </w:r>
+      <w:r>
+        <w:rPr>
+          <w:b/>
+        </w:rPr>
+        <w:t xml:space="preserve">critical path step</w:t>
+      </w:r>
+      <w:r>
+        <w:t xml:space="preserve"> </w:t>
+      </w:r>
+      <w:r>
+        <w:t xml:space="preserve">goes in block</w:t>
+      </w:r>
+      <w:r>
+        <w:t xml:space="preserve"> </w:t>
+      </w:r>
+      <w:r>
+        <w:rPr>
+          <w:b/>
+        </w:rPr>
+        <w:t xml:space="preserve">0 to 5</w:t>
+      </w:r>
+      <w:r>
+        <w:t xml:space="preserve">. Not later.</w:t>
       </w:r>
     </w:p>
     <w:p>
@@ -947,7 +655,13 @@
         <w:pStyle w:val="Compact"/>
       </w:pPr>
       <w:r>
-        <w:t xml:space="preserve">Our dish would be ready at minute ______.</w:t>
+        <w:rPr>
+          <w:b/>
+        </w:rPr>
+        <w:t xml:space="preserve">Plates go down at minute 29</w:t>
+      </w:r>
+      <w:r>
+        <w:t xml:space="preserve">, whatever state the dish is in. Write it in the 25 to 30 block.</w:t>
       </w:r>
     </w:p>
     <w:p>
@@ -959,7 +673,49 @@
         <w:pStyle w:val="Compact"/>
       </w:pPr>
       <w:r>
-        <w:t xml:space="preserve">We would eat at minute ______.</w:t>
+        <w:t xml:space="preserve">The two things</w:t>
+      </w:r>
+      <w:r>
+        <w:t xml:space="preserve"> </w:t>
+      </w:r>
+      <w:r>
+        <w:rPr>
+          <w:b/>
+        </w:rPr>
+        <w:t xml:space="preserve">only the teacher</w:t>
+      </w:r>
+      <w:r>
+        <w:t xml:space="preserve"> </w:t>
+      </w:r>
+      <w:r>
+        <w:t xml:space="preserve">can do are</w:t>
+      </w:r>
+      <w:r>
+        <w:t xml:space="preserve"> </w:t>
+      </w:r>
+      <w:r>
+        <w:rPr>
+          <w:b/>
+        </w:rPr>
+        <w:t xml:space="preserve">opening the oven</w:t>
+      </w:r>
+      <w:r>
+        <w:t xml:space="preserve"> </w:t>
+      </w:r>
+      <w:r>
+        <w:t xml:space="preserve">and</w:t>
+      </w:r>
+      <w:r>
+        <w:t xml:space="preserve"> </w:t>
+      </w:r>
+      <w:r>
+        <w:rPr>
+          <w:b/>
+        </w:rPr>
+        <w:t xml:space="preserve">draining a pot</w:t>
+      </w:r>
+      <w:r>
+        <w:t xml:space="preserve">. Write the minute you will call the teacher, and write it in a different color so the teacher can read it across all four stations.</w:t>
       </w:r>
     </w:p>
     <w:p>
@@ -967,6 +723,268 @@
         <w:numPr>
           <w:ilvl w:val="0"/>
           <w:numId w:val="1001"/>
+        </w:numPr>
+        <w:pStyle w:val="Compact"/>
+      </w:pPr>
+      <w:r>
+        <w:t xml:space="preserve">If your station finishes early, write</w:t>
+      </w:r>
+      <w:r>
+        <w:t xml:space="preserve"> </w:t>
+      </w:r>
+      <w:r>
+        <w:rPr>
+          <w:b/>
+        </w:rPr>
+        <w:t xml:space="preserve">SUPPORT DUTY</w:t>
+      </w:r>
+      <w:r>
+        <w:t xml:space="preserve"> </w:t>
+      </w:r>
+      <w:r>
+        <w:t xml:space="preserve">in that block and name which station you help.</w:t>
+      </w:r>
+    </w:p>
+    <w:p>
+      <w:pPr>
+        <w:pStyle w:val="FirstParagraph"/>
+      </w:pPr>
+      <w:r>
+        <w:rPr>
+          <w:b/>
+        </w:rPr>
+        <w:t xml:space="preserve">Our teacher-call minutes:</w:t>
+      </w:r>
+      <w:r>
+        <w:t xml:space="preserve"> </w:t>
+      </w:r>
+      <w:r>
+        <w:t xml:space="preserve">oven at minute ______ Drain at minute ______</w:t>
+      </w:r>
+    </w:p>
+    <w:p>
+      <w:pPr>
+        <w:pStyle w:val="BodyText"/>
+      </w:pPr>
+      <w:r>
+        <w:rPr>
+          <w:b/>
+        </w:rPr>
+        <w:t xml:space="preserve">Our support duty block:</w:t>
+      </w:r>
+      <w:r>
+        <w:t xml:space="preserve"> </w:t>
+      </w:r>
+      <w:r>
+        <w:t xml:space="preserve">______ to ______ helping Station ______</w:t>
+      </w:r>
+    </w:p>
+    <w:p>
+      <w:pPr>
+        <w:pStyle w:val="Heading2"/>
+      </w:pPr>
+      <w:bookmarkStart w:id="22" w:name="after-cook-day"/>
+      <w:r>
+        <w:t xml:space="preserve">After cook day</w:t>
+      </w:r>
+      <w:bookmarkEnd w:id="22"/>
+    </w:p>
+    <w:p>
+      <w:pPr>
+        <w:pStyle w:val="FirstParagraph"/>
+      </w:pPr>
+      <w:r>
+        <w:t xml:space="preserve">Come back to this chart with a third color and write the</w:t>
+      </w:r>
+      <w:r>
+        <w:t xml:space="preserve"> </w:t>
+      </w:r>
+      <w:r>
+        <w:rPr>
+          <w:b/>
+        </w:rPr>
+        <w:t xml:space="preserve">actual</w:t>
+      </w:r>
+      <w:r>
+        <w:t xml:space="preserve"> </w:t>
+      </w:r>
+      <w:r>
+        <w:t xml:space="preserve">time next to the planned time in every block. That is the evidence for your reflection in Lesson 6.17 and for Rubric 06 criterion 5.</w:t>
+      </w:r>
+    </w:p>
+    <w:p>
+      <w:r>
+        <w:br w:type="page"/>
+      </w:r>
+    </w:p>
+    <w:p>
+      <w:pPr>
+        <w:pStyle w:val="Heading1"/>
+      </w:pPr>
+      <w:bookmarkStart w:id="23" w:name="page-2.-the-critical-path-finder"/>
+      <w:r>
+        <w:t xml:space="preserve">Page 2. The Critical Path Finder</w:t>
+      </w:r>
+      <w:bookmarkEnd w:id="23"/>
+    </w:p>
+    <w:p>
+      <w:pPr>
+        <w:pStyle w:val="FirstParagraph"/>
+      </w:pPr>
+      <w:r>
+        <w:t xml:space="preserve">The</w:t>
+      </w:r>
+      <w:r>
+        <w:t xml:space="preserve"> </w:t>
+      </w:r>
+      <w:r>
+        <w:rPr>
+          <w:b/>
+        </w:rPr>
+        <w:t xml:space="preserve">critical path</w:t>
+      </w:r>
+      <w:r>
+        <w:t xml:space="preserve"> </w:t>
+      </w:r>
+      <w:r>
+        <w:t xml:space="preserve">is the one step that everything else waits on. If it is late, everything after it is late.</w:t>
+      </w:r>
+    </w:p>
+    <w:p>
+      <w:pPr>
+        <w:pStyle w:val="BodyText"/>
+      </w:pPr>
+      <w:r>
+        <w:rPr>
+          <w:b/>
+        </w:rPr>
+        <w:t xml:space="preserve">Step 1. Point to it.</w:t>
+      </w:r>
+      <w:r>
+        <w:t xml:space="preserve"> </w:t>
+      </w:r>
+      <w:r>
+        <w:t xml:space="preserve">Our critical path step is: ________________________________________</w:t>
+      </w:r>
+    </w:p>
+    <w:p>
+      <w:pPr>
+        <w:pStyle w:val="BodyText"/>
+      </w:pPr>
+      <w:r>
+        <w:rPr>
+          <w:b/>
+        </w:rPr>
+        <w:t xml:space="preserve">Step 2. Say why.</w:t>
+      </w:r>
+      <w:r>
+        <w:t xml:space="preserve"> </w:t>
+      </w:r>
+      <w:r>
+        <w:t xml:space="preserve">Nothing else at our station can happen until this step is done because:</w:t>
+      </w:r>
+    </w:p>
+    <w:p>
+      <w:r>
+        <w:br w:type="page"/>
+      </w:r>
+    </w:p>
+    <w:p>
+      <w:pPr>
+        <w:pStyle w:val="BodyText"/>
+      </w:pPr>
+      <w:r>
+        <w:rPr>
+          <w:b/>
+        </w:rPr>
+        <w:t xml:space="preserve">Step 3. Start it early.</w:t>
+      </w:r>
+      <w:r>
+        <w:t xml:space="preserve"> </w:t>
+      </w:r>
+      <w:r>
+        <w:t xml:space="preserve">The earliest block this step can start is:</w:t>
+      </w:r>
+      <w:r>
+        <w:t xml:space="preserve"> </w:t>
+      </w:r>
+      <w:r>
+        <w:rPr>
+          <w:b/>
+        </w:rPr>
+        <w:t xml:space="preserve">______ to ______</w:t>
+      </w:r>
+    </w:p>
+    <w:p>
+      <w:pPr>
+        <w:pStyle w:val="BodyText"/>
+      </w:pPr>
+      <w:r>
+        <w:rPr>
+          <w:b/>
+        </w:rPr>
+        <w:t xml:space="preserve">Step 4. The slip test.</w:t>
+      </w:r>
+      <w:r>
+        <w:t xml:space="preserve"> </w:t>
+      </w:r>
+      <w:r>
+        <w:t xml:space="preserve">If this step starts</w:t>
+      </w:r>
+      <w:r>
+        <w:t xml:space="preserve"> </w:t>
+      </w:r>
+      <w:r>
+        <w:rPr>
+          <w:b/>
+        </w:rPr>
+        <w:t xml:space="preserve">five minutes late</w:t>
+      </w:r>
+      <w:r>
+        <w:t xml:space="preserve">:</w:t>
+      </w:r>
+    </w:p>
+    <w:p>
+      <w:pPr>
+        <w:numPr>
+          <w:ilvl w:val="0"/>
+          <w:numId w:val="1002"/>
+        </w:numPr>
+        <w:pStyle w:val="Compact"/>
+      </w:pPr>
+      <w:r>
+        <w:t xml:space="preserve">It finishes at minute ______ instead of minute ______.</w:t>
+      </w:r>
+    </w:p>
+    <w:p>
+      <w:pPr>
+        <w:numPr>
+          <w:ilvl w:val="0"/>
+          <w:numId w:val="1002"/>
+        </w:numPr>
+        <w:pStyle w:val="Compact"/>
+      </w:pPr>
+      <w:r>
+        <w:t xml:space="preserve">Our dish would be ready at minute ______.</w:t>
+      </w:r>
+    </w:p>
+    <w:p>
+      <w:pPr>
+        <w:numPr>
+          <w:ilvl w:val="0"/>
+          <w:numId w:val="1002"/>
+        </w:numPr>
+        <w:pStyle w:val="Compact"/>
+      </w:pPr>
+      <w:r>
+        <w:t xml:space="preserve">We would eat at minute ______.</w:t>
+      </w:r>
+    </w:p>
+    <w:p>
+      <w:pPr>
+        <w:numPr>
+          <w:ilvl w:val="0"/>
+          <w:numId w:val="1002"/>
         </w:numPr>
         <w:pStyle w:val="Compact"/>
       </w:pPr>
@@ -1797,7 +1815,7 @@
       <w:pPr>
         <w:numPr>
           <w:ilvl w:val="0"/>
-          <w:numId w:val="1003"/>
+          <w:numId w:val="1004"/>
         </w:numPr>
         <w:pStyle w:val="Compact"/>
       </w:pPr>
@@ -1900,37 +1918,6 @@
       <w:r>
         <w:br w:type="page"/>
       </w:r>
-    </w:p>
-    <w:p>
-      <w:pPr>
-        <w:numPr>
-          <w:ilvl w:val="0"/>
-          <w:numId w:val="1004"/>
-        </w:numPr>
-        <w:pStyle w:val="Compact"/>
-      </w:pPr>
-      <w:r>
-        <w:rPr>
-          <w:b/>
-        </w:rPr>
-        <w:t xml:space="preserve">Ours only:</w:t>
-      </w:r>
-      <w:r>
-        <w:t xml:space="preserve"> </w:t>
-      </w:r>
-      <w:r>
-        <w:t xml:space="preserve">________________________________________________________</w:t>
-      </w:r>
-    </w:p>
-    <w:p>
-      <w:pPr>
-        <w:pStyle w:val="Heading2"/>
-      </w:pPr>
-      <w:bookmarkStart w:id="30" w:name="X210de1e5a3307ef0caa0ccbfe28b6576b89387b"/>
-      <w:r>
-        <w:t xml:space="preserve">5. WHAT DOES DONE LOOK LIKE? (four checks, and each one has to be something you can see)</w:t>
-      </w:r>
-      <w:bookmarkEnd w:id="30"/>
     </w:p>
     <w:p>
       <w:pPr>
@@ -1941,14 +1928,33 @@
         <w:pStyle w:val="Compact"/>
       </w:pPr>
       <w:r>
-        <w:t xml:space="preserve">☐ ________________________________________________________</w:t>
-      </w:r>
+        <w:rPr>
+          <w:b/>
+        </w:rPr>
+        <w:t xml:space="preserve">Ours only:</w:t>
+      </w:r>
+      <w:r>
+        <w:t xml:space="preserve"> </w:t>
+      </w:r>
+      <w:r>
+        <w:t xml:space="preserve">________________________________________________________</w:t>
+      </w:r>
+    </w:p>
+    <w:p>
+      <w:pPr>
+        <w:pStyle w:val="Heading2"/>
+      </w:pPr>
+      <w:bookmarkStart w:id="30" w:name="X210de1e5a3307ef0caa0ccbfe28b6576b89387b"/>
+      <w:r>
+        <w:t xml:space="preserve">5. WHAT DOES DONE LOOK LIKE? (four checks, and each one has to be something you can see)</w:t>
+      </w:r>
+      <w:bookmarkEnd w:id="30"/>
     </w:p>
     <w:p>
       <w:pPr>
         <w:numPr>
           <w:ilvl w:val="0"/>
-          <w:numId w:val="1005"/>
+          <w:numId w:val="1006"/>
         </w:numPr>
         <w:pStyle w:val="Compact"/>
       </w:pPr>
@@ -1960,7 +1966,7 @@
       <w:pPr>
         <w:numPr>
           <w:ilvl w:val="0"/>
-          <w:numId w:val="1005"/>
+          <w:numId w:val="1006"/>
         </w:numPr>
         <w:pStyle w:val="Compact"/>
       </w:pPr>
@@ -1972,7 +1978,19 @@
       <w:pPr>
         <w:numPr>
           <w:ilvl w:val="0"/>
-          <w:numId w:val="1005"/>
+          <w:numId w:val="1006"/>
+        </w:numPr>
+        <w:pStyle w:val="Compact"/>
+      </w:pPr>
+      <w:r>
+        <w:t xml:space="preserve">☐ ________________________________________________________</w:t>
+      </w:r>
+    </w:p>
+    <w:p>
+      <w:pPr>
+        <w:numPr>
+          <w:ilvl w:val="0"/>
+          <w:numId w:val="1006"/>
         </w:numPr>
         <w:pStyle w:val="Compact"/>
       </w:pPr>
@@ -3693,7 +3711,7 @@
       <w:pPr>
         <w:numPr>
           <w:ilvl w:val="0"/>
-          <w:numId w:val="1006"/>
+          <w:numId w:val="1007"/>
         </w:numPr>
         <w:pStyle w:val="Compact"/>
       </w:pPr>
@@ -3705,7 +3723,7 @@
       <w:pPr>
         <w:numPr>
           <w:ilvl w:val="0"/>
-          <w:numId w:val="1006"/>
+          <w:numId w:val="1007"/>
         </w:numPr>
         <w:pStyle w:val="Compact"/>
       </w:pPr>
@@ -3717,7 +3735,7 @@
       <w:pPr>
         <w:numPr>
           <w:ilvl w:val="0"/>
-          <w:numId w:val="1006"/>
+          <w:numId w:val="1007"/>
         </w:numPr>
         <w:pStyle w:val="Compact"/>
       </w:pPr>
@@ -3729,7 +3747,7 @@
       <w:pPr>
         <w:numPr>
           <w:ilvl w:val="0"/>
-          <w:numId w:val="1006"/>
+          <w:numId w:val="1007"/>
         </w:numPr>
         <w:pStyle w:val="Compact"/>
       </w:pPr>
@@ -3741,7 +3759,7 @@
       <w:pPr>
         <w:numPr>
           <w:ilvl w:val="0"/>
-          <w:numId w:val="1006"/>
+          <w:numId w:val="1007"/>
         </w:numPr>
         <w:pStyle w:val="Compact"/>
       </w:pPr>
@@ -3753,7 +3771,7 @@
       <w:pPr>
         <w:numPr>
           <w:ilvl w:val="0"/>
-          <w:numId w:val="1006"/>
+          <w:numId w:val="1007"/>
         </w:numPr>
         <w:pStyle w:val="Compact"/>
       </w:pPr>
@@ -4165,34 +4183,7 @@
     <w:abstractNumId w:val="991"/>
   </w:num>
   <w:num w:numId="1002">
-    <w:abstractNumId w:val="99411"/>
-    <w:lvlOverride w:ilvl="0">
-      <w:startOverride w:val="1"/>
-    </w:lvlOverride>
-    <w:lvlOverride w:ilvl="1">
-      <w:startOverride w:val="1"/>
-    </w:lvlOverride>
-    <w:lvlOverride w:ilvl="2">
-      <w:startOverride w:val="1"/>
-    </w:lvlOverride>
-    <w:lvlOverride w:ilvl="3">
-      <w:startOverride w:val="1"/>
-    </w:lvlOverride>
-    <w:lvlOverride w:ilvl="4">
-      <w:startOverride w:val="1"/>
-    </w:lvlOverride>
-    <w:lvlOverride w:ilvl="5">
-      <w:startOverride w:val="1"/>
-    </w:lvlOverride>
-    <w:lvlOverride w:ilvl="6">
-      <w:startOverride w:val="1"/>
-    </w:lvlOverride>
-    <w:lvlOverride w:ilvl="7">
-      <w:startOverride w:val="1"/>
-    </w:lvlOverride>
-    <w:lvlOverride w:ilvl="8">
-      <w:startOverride w:val="1"/>
-    </w:lvlOverride>
+    <w:abstractNumId w:val="991"/>
   </w:num>
   <w:num w:numId="1003">
     <w:abstractNumId w:val="99411"/>
@@ -4255,9 +4246,39 @@
     </w:lvlOverride>
   </w:num>
   <w:num w:numId="1005">
+    <w:abstractNumId w:val="99411"/>
+    <w:lvlOverride w:ilvl="0">
+      <w:startOverride w:val="1"/>
+    </w:lvlOverride>
+    <w:lvlOverride w:ilvl="1">
+      <w:startOverride w:val="1"/>
+    </w:lvlOverride>
+    <w:lvlOverride w:ilvl="2">
+      <w:startOverride w:val="1"/>
+    </w:lvlOverride>
+    <w:lvlOverride w:ilvl="3">
+      <w:startOverride w:val="1"/>
+    </w:lvlOverride>
+    <w:lvlOverride w:ilvl="4">
+      <w:startOverride w:val="1"/>
+    </w:lvlOverride>
+    <w:lvlOverride w:ilvl="5">
+      <w:startOverride w:val="1"/>
+    </w:lvlOverride>
+    <w:lvlOverride w:ilvl="6">
+      <w:startOverride w:val="1"/>
+    </w:lvlOverride>
+    <w:lvlOverride w:ilvl="7">
+      <w:startOverride w:val="1"/>
+    </w:lvlOverride>
+    <w:lvlOverride w:ilvl="8">
+      <w:startOverride w:val="1"/>
+    </w:lvlOverride>
+  </w:num>
+  <w:num w:numId="1006">
     <w:abstractNumId w:val="991"/>
   </w:num>
-  <w:num w:numId="1006">
+  <w:num w:numId="1007">
     <w:abstractNumId w:val="99411"/>
     <w:lvlOverride w:ilvl="0">
       <w:startOverride w:val="1"/>

--- a/downloads/student/Unit 06/Handout 06.14 - Flowchart Builder and Station Card Template.docx
+++ b/downloads/student/Unit 06/Handout 06.14 - Flowchart Builder and Station Card Template.docx
@@ -1385,11 +1385,6 @@
         </w:tc>
       </w:tr>
     </w:tbl>
-    <w:p>
-      <w:r>
-        <w:br w:type="page"/>
-      </w:r>
-    </w:p>
     <w:p>
       <w:r>
         <w:br w:type="page"/>
@@ -3692,11 +3687,6 @@
         </w:tc>
       </w:tr>
     </w:tbl>
-    <w:p>
-      <w:r>
-        <w:br w:type="page"/>
-      </w:r>
-    </w:p>
     <w:p>
       <w:pPr>
         <w:pStyle w:val="Heading2"/>
